--- a/docs/4-architecture.docx
+++ b/docs/4-architecture.docx
@@ -1079,23 +1079,7 @@
           <w:szCs w:val="28"/>
           <w:lang w:val="ru-RU"/>
         </w:rPr>
-        <w:t>Для проектируемой системы выделены шесть основных модулей. Все они используют общее хранилище данных и файлов, где сохраняются учетные записи, курсы, материалы, работы обучающихся, результаты проверки, сведения об оплате, прогресс и итоговые документы</w:t>
-      </w:r>
-      <w:r>
-        <w:rPr>
-          <w:sz w:val="28"/>
-          <w:szCs w:val="28"/>
-          <w:lang w:val="ru-RU"/>
-        </w:rPr>
-        <w:t xml:space="preserve"> как отражено в рисунке 1</w:t>
-      </w:r>
-      <w:r>
-        <w:rPr>
-          <w:sz w:val="28"/>
-          <w:szCs w:val="28"/>
-          <w:lang w:val="ru-RU"/>
-        </w:rPr>
-        <w:t>.</w:t>
+        <w:t>Для проектируемой системы выделены девять основных модулей. Все они используют общее хранилище данных и файлов, где сохраняются учетные записи, курсы, материалы, работы обучающихся, результаты проверки, сведения об оплате, прогресс и итоговые документы как отражено в рисунке 1.</w:t>
       </w:r>
     </w:p>
     <w:tbl>
@@ -1294,7 +1278,7 @@
                 <w:szCs w:val="24"/>
                 <w:lang w:val="ru-RU"/>
               </w:rPr>
-              <w:t>Пользовательский интерфейс и личный кабинет</w:t>
+              <w:t>Пользовательский веб-интерфейс</w:t>
             </w:r>
           </w:p>
         </w:tc>
@@ -1320,7 +1304,7 @@
                 <w:szCs w:val="24"/>
                 <w:lang w:val="ru-RU"/>
               </w:rPr>
-              <w:t>Предоставляет гостю и обучающемуся доступ к открытым материалам, странице курса, регистрации, личному кабинету, прогрессу и результатам проверки.</w:t>
+              <w:t>Предоставляет гостю и обучающемуся доступ к открытым материалам, странице курса, регистрации, личному кабинету, прогрессу и результатам проверки; сотрудникам — рабочие кабинеты.</w:t>
             </w:r>
           </w:p>
         </w:tc>
@@ -1346,7 +1330,7 @@
                 <w:szCs w:val="24"/>
                 <w:lang w:val="ru-RU"/>
               </w:rPr>
-              <w:t>Модуль авторизации и ролей; модуль управления курсами; модуль практики; модуль сопровождения; модуль оплаты, документов и аналитики.</w:t>
+              <w:t>Модуль регистрации, авторизации и ролей; модуль управления курсами и материалами; модуль обучения и прогресса.</w:t>
             </w:r>
           </w:p>
         </w:tc>
@@ -1376,36 +1360,12 @@
               <w:rPr>
                 <w:szCs w:val="24"/>
               </w:rPr>
-              <w:t>Модуль</w:t>
+              <w:t>Модуль регистрации, авторизации и ролей</w:t>
             </w:r>
             <w:proofErr w:type="spellEnd"/>
-            <w:r>
-              <w:rPr>
-                <w:szCs w:val="24"/>
-              </w:rPr>
-              <w:t xml:space="preserve"> </w:t>
-            </w:r>
             <w:proofErr w:type="spellStart"/>
-            <w:r>
-              <w:rPr>
-                <w:szCs w:val="24"/>
-              </w:rPr>
-              <w:t>авторизации</w:t>
-            </w:r>
             <w:proofErr w:type="spellEnd"/>
-            <w:r>
-              <w:rPr>
-                <w:szCs w:val="24"/>
-              </w:rPr>
-              <w:t xml:space="preserve"> и </w:t>
-            </w:r>
             <w:proofErr w:type="spellStart"/>
-            <w:r>
-              <w:rPr>
-                <w:szCs w:val="24"/>
-              </w:rPr>
-              <w:t>ролей</w:t>
-            </w:r>
             <w:proofErr w:type="spellEnd"/>
           </w:p>
         </w:tc>
@@ -1431,7 +1391,7 @@
                 <w:szCs w:val="24"/>
                 <w:lang w:val="ru-RU"/>
               </w:rPr>
-              <w:t>Обеспечивает регистрацию, вход, сессии пользователей и разграничение доступа для обучающихся, наставников, кураторов, методистов, сопровождения и руководителя программы.</w:t>
+              <w:t>Обеспечивает регистрацию, вход, сессии пользователей, хранение персональных данных и разграничение доступа по ролям.</w:t>
             </w:r>
           </w:p>
         </w:tc>
@@ -1457,7 +1417,7 @@
                 <w:szCs w:val="24"/>
                 <w:lang w:val="ru-RU"/>
               </w:rPr>
-              <w:t>Пользовательский интерфейс; все внутренние модули, которым требуется проверка прав доступа.</w:t>
+              <w:t>Пользовательский веб-интерфейс; все модули, которым требуется проверка прав доступа; база данных.</w:t>
             </w:r>
           </w:p>
         </w:tc>
@@ -1514,7 +1474,7 @@
                 <w:szCs w:val="24"/>
                 <w:lang w:val="ru-RU"/>
               </w:rPr>
-              <w:t>Хранит структуру курсов, модули, уроки, тексты, ссылки, файлы, видеоматериалы, тесты и образовательные траектории.</w:t>
+              <w:t>Хранит структуру курсов, модули, уроки, тексты, ссылки, файлы, видеоматериалы и тесты, разделяет открытые и закрытые материалы.</w:t>
             </w:r>
           </w:p>
         </w:tc>
@@ -1540,7 +1500,7 @@
                 <w:szCs w:val="24"/>
                 <w:lang w:val="ru-RU"/>
               </w:rPr>
-              <w:t>Пользовательский интерфейс; модуль практики; модуль сопровождения; модуль оплаты, документов и аналитики.</w:t>
+              <w:t>Пользовательский веб-интерфейс; модуль практических заданий и песочниц; база данных.</w:t>
             </w:r>
           </w:p>
         </w:tc>
@@ -1570,36 +1530,12 @@
               <w:rPr>
                 <w:szCs w:val="24"/>
               </w:rPr>
-              <w:t>Модуль</w:t>
+              <w:t>Модуль практических заданий и песочниц</w:t>
             </w:r>
             <w:proofErr w:type="spellEnd"/>
-            <w:r>
-              <w:rPr>
-                <w:szCs w:val="24"/>
-              </w:rPr>
-              <w:t xml:space="preserve"> </w:t>
-            </w:r>
             <w:proofErr w:type="spellStart"/>
-            <w:r>
-              <w:rPr>
-                <w:szCs w:val="24"/>
-              </w:rPr>
-              <w:t>практики</w:t>
-            </w:r>
             <w:proofErr w:type="spellEnd"/>
-            <w:r>
-              <w:rPr>
-                <w:szCs w:val="24"/>
-              </w:rPr>
-              <w:t xml:space="preserve"> и </w:t>
-            </w:r>
             <w:proofErr w:type="spellStart"/>
-            <w:r>
-              <w:rPr>
-                <w:szCs w:val="24"/>
-              </w:rPr>
-              <w:t>песочниц</w:t>
-            </w:r>
             <w:proofErr w:type="spellEnd"/>
           </w:p>
         </w:tc>
@@ -1625,7 +1561,7 @@
                 <w:szCs w:val="24"/>
                 <w:lang w:val="ru-RU"/>
               </w:rPr>
-              <w:t>Позволяет выполнять задания по веб-разработке, запускать код в браузерной песочнице, сохранять промежуточные решения и отправлять работу на проверку.</w:t>
+              <w:t>Позволяет выполнять задания по веб-разработке, запускать код в браузерной песочнице, сохранять черновики и отправлять работу на проверку.</w:t>
             </w:r>
           </w:p>
         </w:tc>
@@ -1651,7 +1587,7 @@
                 <w:szCs w:val="24"/>
                 <w:lang w:val="ru-RU"/>
               </w:rPr>
-              <w:t>Пользовательский интерфейс; модуль управления курсами; модуль сопровождения и проверки; хранилище данных и файлов.</w:t>
+              <w:t>Модуль управления курсами и материалами; модуль обучения и прогресса; модуль сопровождения и обратной связи; база данных.</w:t>
             </w:r>
           </w:p>
         </w:tc>
@@ -1681,36 +1617,12 @@
               <w:rPr>
                 <w:szCs w:val="24"/>
               </w:rPr>
-              <w:t>Модуль</w:t>
+              <w:t>Модуль сопровождения и обратной связи</w:t>
             </w:r>
             <w:proofErr w:type="spellEnd"/>
-            <w:r>
-              <w:rPr>
-                <w:szCs w:val="24"/>
-              </w:rPr>
-              <w:t xml:space="preserve"> </w:t>
-            </w:r>
             <w:proofErr w:type="spellStart"/>
-            <w:r>
-              <w:rPr>
-                <w:szCs w:val="24"/>
-              </w:rPr>
-              <w:t>сопровождения</w:t>
-            </w:r>
             <w:proofErr w:type="spellEnd"/>
-            <w:r>
-              <w:rPr>
-                <w:szCs w:val="24"/>
-              </w:rPr>
-              <w:t xml:space="preserve"> и </w:t>
-            </w:r>
             <w:proofErr w:type="spellStart"/>
-            <w:r>
-              <w:rPr>
-                <w:szCs w:val="24"/>
-              </w:rPr>
-              <w:t>проверки</w:t>
-            </w:r>
             <w:proofErr w:type="spellEnd"/>
           </w:p>
         </w:tc>
@@ -1736,15 +1648,7 @@
                 <w:szCs w:val="24"/>
                 <w:lang w:val="ru-RU"/>
               </w:rPr>
-              <w:t xml:space="preserve">Поддерживает работу наставников и кураторов: просмотр отправленных работ, комментарии, оценки, статусы заданий, контроль </w:t>
-            </w:r>
-            <w:r>
-              <w:rPr>
-                <w:szCs w:val="24"/>
-                <w:lang w:val="ru-RU"/>
-              </w:rPr>
-              <w:lastRenderedPageBreak/>
-              <w:t>прогресса и помощь отстающим обучающимся.</w:t>
+              <w:t>Поддерживает работу наставников и кураторов: проверка работ, комментарии, оценки, обращения обучающихся и помощь отстающим.</w:t>
             </w:r>
           </w:p>
         </w:tc>
@@ -1770,8 +1674,7 @@
                 <w:szCs w:val="24"/>
                 <w:lang w:val="ru-RU"/>
               </w:rPr>
-              <w:lastRenderedPageBreak/>
-              <w:t>Модуль практики; модуль управления курсами; пользовательский интерфейс; модуль оплаты, документов и аналитики.</w:t>
+              <w:t>Модуль практических заданий и песочниц; модуль обучения и прогресса; модуль аналитики и управления программой; база данных.</w:t>
             </w:r>
           </w:p>
         </w:tc>
@@ -1802,7 +1705,7 @@
                 <w:szCs w:val="24"/>
                 <w:lang w:val="ru-RU"/>
               </w:rPr>
-              <w:t>Модуль оплаты, документов и аналитики</w:t>
+              <w:t>Модуль обучения и прогресса</w:t>
             </w:r>
           </w:p>
         </w:tc>
@@ -1828,7 +1731,7 @@
                 <w:szCs w:val="24"/>
                 <w:lang w:val="ru-RU"/>
               </w:rPr>
-              <w:t>Фиксирует заявки и оплату, управляет доступом к платным курсам, формирует итоговые документы, собирает статистику по курсам, активности, результатам и выпускникам.</w:t>
+              <w:t>Хранит записи на курс, считает прохождение модулей, статусы заданий и контрольные точки.</w:t>
             </w:r>
           </w:p>
         </w:tc>
@@ -1854,7 +1757,256 @@
                 <w:szCs w:val="24"/>
                 <w:lang w:val="ru-RU"/>
               </w:rPr>
-              <w:t>Пользовательский интерфейс; модуль авторизации; модуль управления курсами; модуль сопровождения и проверки; хранилище данных и файлов.</w:t>
+              <w:t>Пользовательский веб-интерфейс; модуль заявок и оплаты; модуль практических заданий и песочниц; модуль сопровождения и обратной связи; модуль выпускников и итоговых документов; база данных.</w:t>
+            </w:r>
+          </w:p>
+        </w:tc>
+      </w:tr>
+      <w:tr>
+        <w:trPr>
+          <w:jc w:val="center"/>
+        </w:trPr>
+        <w:tc>
+          <w:tcPr>
+            <w:tcW w:w="2094" w:type="dxa"/>
+            <w:tcBorders>
+              <w:top w:val="single" w:sz="4" w:space="0" w:color="000000"/>
+              <w:left w:val="single" w:sz="4" w:space="0" w:color="000000"/>
+              <w:bottom w:val="single" w:sz="4" w:space="0" w:color="000000"/>
+              <w:right w:val="single" w:sz="4" w:space="0" w:color="000000"/>
+            </w:tcBorders>
+          </w:tcPr>
+          <w:p>
+            <w:pPr>
+              <w:rPr>
+                <w:szCs w:val="24"/>
+                <w:lang w:val="ru-RU"/>
+              </w:rPr>
+            </w:pPr>
+            <w:r>
+              <w:rPr>
+                <w:szCs w:val="24"/>
+                <w:lang w:val="ru-RU"/>
+              </w:rPr>
+              <w:t>Модуль заявок и оплаты</w:t>
+            </w:r>
+          </w:p>
+        </w:tc>
+        <w:tc>
+          <w:tcPr>
+            <w:tcW w:w="3408" w:type="dxa"/>
+            <w:tcBorders>
+              <w:top w:val="single" w:sz="4" w:space="0" w:color="000000"/>
+              <w:left w:val="single" w:sz="4" w:space="0" w:color="000000"/>
+              <w:bottom w:val="single" w:sz="4" w:space="0" w:color="000000"/>
+              <w:right w:val="single" w:sz="4" w:space="0" w:color="000000"/>
+            </w:tcBorders>
+          </w:tcPr>
+          <w:p>
+            <w:pPr>
+              <w:rPr>
+                <w:szCs w:val="24"/>
+                <w:lang w:val="ru-RU"/>
+              </w:rPr>
+            </w:pPr>
+            <w:r>
+              <w:rPr>
+                <w:szCs w:val="24"/>
+                <w:lang w:val="ru-RU"/>
+              </w:rPr>
+              <w:t>Принимает заявки на обучение, фиксирует статус оплаты и открывает доступ к платным материалам.</w:t>
+            </w:r>
+          </w:p>
+        </w:tc>
+        <w:tc>
+          <w:tcPr>
+            <w:tcW w:w="4391" w:type="dxa"/>
+            <w:tcBorders>
+              <w:top w:val="single" w:sz="4" w:space="0" w:color="000000"/>
+              <w:left w:val="single" w:sz="4" w:space="0" w:color="000000"/>
+              <w:bottom w:val="single" w:sz="4" w:space="0" w:color="000000"/>
+              <w:right w:val="single" w:sz="4" w:space="0" w:color="000000"/>
+            </w:tcBorders>
+          </w:tcPr>
+          <w:p>
+            <w:pPr>
+              <w:rPr>
+                <w:szCs w:val="24"/>
+                <w:lang w:val="ru-RU"/>
+              </w:rPr>
+            </w:pPr>
+            <w:r>
+              <w:rPr>
+                <w:szCs w:val="24"/>
+                <w:lang w:val="ru-RU"/>
+              </w:rPr>
+              <w:t>Модуль обучения и прогресса; база данных.</w:t>
+            </w:r>
+          </w:p>
+        </w:tc>
+      </w:tr>
+      <w:tr>
+        <w:trPr>
+          <w:jc w:val="center"/>
+        </w:trPr>
+        <w:tc>
+          <w:tcPr>
+            <w:tcW w:w="2094" w:type="dxa"/>
+            <w:tcBorders>
+              <w:top w:val="single" w:sz="4" w:space="0" w:color="000000"/>
+              <w:left w:val="single" w:sz="4" w:space="0" w:color="000000"/>
+              <w:bottom w:val="single" w:sz="4" w:space="0" w:color="000000"/>
+              <w:right w:val="single" w:sz="4" w:space="0" w:color="000000"/>
+            </w:tcBorders>
+          </w:tcPr>
+          <w:p>
+            <w:pPr>
+              <w:rPr>
+                <w:szCs w:val="24"/>
+                <w:lang w:val="ru-RU"/>
+              </w:rPr>
+            </w:pPr>
+            <w:r>
+              <w:rPr>
+                <w:szCs w:val="24"/>
+                <w:lang w:val="ru-RU"/>
+              </w:rPr>
+              <w:t>Модуль выпускников и итоговых документов</w:t>
+            </w:r>
+          </w:p>
+        </w:tc>
+        <w:tc>
+          <w:tcPr>
+            <w:tcW w:w="3408" w:type="dxa"/>
+            <w:tcBorders>
+              <w:top w:val="single" w:sz="4" w:space="0" w:color="000000"/>
+              <w:left w:val="single" w:sz="4" w:space="0" w:color="000000"/>
+              <w:bottom w:val="single" w:sz="4" w:space="0" w:color="000000"/>
+              <w:right w:val="single" w:sz="4" w:space="0" w:color="000000"/>
+            </w:tcBorders>
+          </w:tcPr>
+          <w:p>
+            <w:pPr>
+              <w:rPr>
+                <w:szCs w:val="24"/>
+                <w:lang w:val="ru-RU"/>
+              </w:rPr>
+            </w:pPr>
+            <w:r>
+              <w:rPr>
+                <w:szCs w:val="24"/>
+                <w:lang w:val="ru-RU"/>
+              </w:rPr>
+              <w:t>Формирует сертификаты, дает проверить сертификат по публичной ссылке, хранит карьерные рекомендации выпускникам.</w:t>
+            </w:r>
+          </w:p>
+        </w:tc>
+        <w:tc>
+          <w:tcPr>
+            <w:tcW w:w="4391" w:type="dxa"/>
+            <w:tcBorders>
+              <w:top w:val="single" w:sz="4" w:space="0" w:color="000000"/>
+              <w:left w:val="single" w:sz="4" w:space="0" w:color="000000"/>
+              <w:bottom w:val="single" w:sz="4" w:space="0" w:color="000000"/>
+              <w:right w:val="single" w:sz="4" w:space="0" w:color="000000"/>
+            </w:tcBorders>
+          </w:tcPr>
+          <w:p>
+            <w:pPr>
+              <w:rPr>
+                <w:szCs w:val="24"/>
+                <w:lang w:val="ru-RU"/>
+              </w:rPr>
+            </w:pPr>
+            <w:r>
+              <w:rPr>
+                <w:szCs w:val="24"/>
+                <w:lang w:val="ru-RU"/>
+              </w:rPr>
+              <w:t>Модуль обучения и прогресса; база данных.</w:t>
+            </w:r>
+          </w:p>
+        </w:tc>
+      </w:tr>
+      <w:tr>
+        <w:trPr>
+          <w:jc w:val="center"/>
+        </w:trPr>
+        <w:tc>
+          <w:tcPr>
+            <w:tcW w:w="2094" w:type="dxa"/>
+            <w:tcBorders>
+              <w:top w:val="single" w:sz="4" w:space="0" w:color="000000"/>
+              <w:left w:val="single" w:sz="4" w:space="0" w:color="000000"/>
+              <w:bottom w:val="single" w:sz="4" w:space="0" w:color="000000"/>
+              <w:right w:val="single" w:sz="4" w:space="0" w:color="000000"/>
+            </w:tcBorders>
+          </w:tcPr>
+          <w:p>
+            <w:pPr>
+              <w:rPr>
+                <w:szCs w:val="24"/>
+                <w:lang w:val="ru-RU"/>
+              </w:rPr>
+            </w:pPr>
+            <w:r>
+              <w:rPr>
+                <w:szCs w:val="24"/>
+                <w:lang w:val="ru-RU"/>
+              </w:rPr>
+              <w:t>Модуль аналитики и управления программой</w:t>
+            </w:r>
+          </w:p>
+        </w:tc>
+        <w:tc>
+          <w:tcPr>
+            <w:tcW w:w="3408" w:type="dxa"/>
+            <w:tcBorders>
+              <w:top w:val="single" w:sz="4" w:space="0" w:color="000000"/>
+              <w:left w:val="single" w:sz="4" w:space="0" w:color="000000"/>
+              <w:bottom w:val="single" w:sz="4" w:space="0" w:color="000000"/>
+              <w:right w:val="single" w:sz="4" w:space="0" w:color="000000"/>
+            </w:tcBorders>
+          </w:tcPr>
+          <w:p>
+            <w:pPr>
+              <w:rPr>
+                <w:szCs w:val="24"/>
+                <w:lang w:val="ru-RU"/>
+              </w:rPr>
+            </w:pPr>
+            <w:r>
+              <w:rPr>
+                <w:szCs w:val="24"/>
+                <w:lang w:val="ru-RU"/>
+              </w:rPr>
+              <w:t>Собирает статистику по активности, успеваемости, обратной связи и результатам выпускников для руководителя программы.</w:t>
+            </w:r>
+          </w:p>
+        </w:tc>
+        <w:tc>
+          <w:tcPr>
+            <w:tcW w:w="4391" w:type="dxa"/>
+            <w:tcBorders>
+              <w:top w:val="single" w:sz="4" w:space="0" w:color="000000"/>
+              <w:left w:val="single" w:sz="4" w:space="0" w:color="000000"/>
+              <w:bottom w:val="single" w:sz="4" w:space="0" w:color="000000"/>
+              <w:right w:val="single" w:sz="4" w:space="0" w:color="000000"/>
+            </w:tcBorders>
+          </w:tcPr>
+          <w:p>
+            <w:pPr>
+              <w:rPr>
+                <w:szCs w:val="24"/>
+                <w:lang w:val="ru-RU"/>
+              </w:rPr>
+            </w:pPr>
+            <w:r>
+              <w:rPr>
+                <w:szCs w:val="24"/>
+                <w:lang w:val="ru-RU"/>
+              </w:rPr>
+              <w:t>Модуль сопровождения и обратной связи; база данных.</w:t>
             </w:r>
           </w:p>
         </w:tc>
@@ -1972,41 +2124,10 @@
           <w:szCs w:val="28"/>
           <w:lang w:val="ru-RU"/>
         </w:rPr>
-        <w:t xml:space="preserve">Для проекта выбрана инкрементная модель с элементами </w:t>
-      </w:r>
-      <w:r>
-        <w:rPr>
-          <w:sz w:val="28"/>
-          <w:szCs w:val="28"/>
-        </w:rPr>
-        <w:t>Agile</w:t>
-      </w:r>
-      <w:r>
-        <w:rPr>
-          <w:sz w:val="28"/>
-          <w:szCs w:val="28"/>
-          <w:lang w:val="ru-RU"/>
-        </w:rPr>
-        <w:t>, так как обучающую онлайн-систему удобно развивать поэтапно: от открытых материалов и личного кабинета к песочницам, проверке работ, сопровождению, оплате, итоговым документам и аналитике. Архитектура из шести модулей соответствует функциональным требованиям и отражает специфику системы ООО «</w:t>
+        <w:t>Для проекта выбрана инкрементная модель с элементами Agile, так как обучающую онлайн-систему удобно развивать поэтапно: от открытых материалов и личного кабинета к песочницам, проверке работ, сопровождению, оплате, итоговым документам и аналитике. Архитектура из девяти модулей соответствует функциональным требованиям и отражает специфику системы ООО «Нондус»: обучение веб-разработке, практические задания, наставничество, кураторское сопровождение и управление результатами обучения.</w:t>
       </w:r>
       <w:proofErr w:type="spellStart"/>
-      <w:r>
-        <w:rPr>
-          <w:sz w:val="28"/>
-          <w:szCs w:val="28"/>
-          <w:lang w:val="ru-RU"/>
-        </w:rPr>
-        <w:t>Нондус</w:t>
-      </w:r>
       <w:proofErr w:type="spellEnd"/>
-      <w:r>
-        <w:rPr>
-          <w:sz w:val="28"/>
-          <w:szCs w:val="28"/>
-          <w:lang w:val="ru-RU"/>
-        </w:rPr>
-        <w:t>»: обучение веб-разработке, практические задания, наставничество, кураторское сопровождение и управление результатами обучения.</w:t>
-      </w:r>
     </w:p>
     <w:sectPr>
       <w:footerReference w:type="default" r:id="rId9"/>
